--- a/rus/docx/19.content.docx
+++ b/rus/docx/19.content.docx
@@ -473,36 +473,24 @@
         </w:rPr>
         <w:t xml:space="preserve">Хвала. Во многих псалмах люди прославляют Бога за то, какой Он. Он добрый, могущественный, верный и любящий. Его законы и наставления чудесны. Псалмы </w:t>
       </w:r>
-      <w:hyperlink r:id="rId13">
-        <w:r>
-          <w:rPr>
-            <w:lang w:val="ru_RU" w:bidi="ru_RU"/>
-          </w:rPr>
-          <w:rPr>
-            <w:color w:val="0000EE"/>
-            <w:u w:val="single"/>
-          </w:rPr>
-          <w:t>8</w:t>
-        </w:r>
-      </w:hyperlink>
+      <w:r>
+        <w:rPr>
+          <w:lang w:val="ru_RU" w:bidi="ru_RU"/>
+        </w:rPr>
+        <w:t>8</w:t>
+      </w:r>
       <w:r>
         <w:rPr>
           <w:lang w:val="ru_RU" w:bidi="ru_RU"/>
         </w:rPr>
         <w:t xml:space="preserve"> и </w:t>
       </w:r>
-      <w:hyperlink r:id="rId14">
-        <w:r>
-          <w:rPr>
-            <w:lang w:val="ru_RU" w:bidi="ru_RU"/>
-          </w:rPr>
-          <w:rPr>
-            <w:color w:val="0000EE"/>
-            <w:u w:val="single"/>
-          </w:rPr>
-          <w:t>99</w:t>
-        </w:r>
-      </w:hyperlink>
+      <w:r>
+        <w:rPr>
+          <w:lang w:val="ru_RU" w:bidi="ru_RU"/>
+        </w:rPr>
+        <w:t>99</w:t>
+      </w:r>
       <w:r>
         <w:rPr>
           <w:lang w:val="ru_RU" w:bidi="ru_RU"/>
@@ -527,36 +515,24 @@
         </w:rPr>
         <w:t xml:space="preserve">Мольбы о помощи. Во многих псалмах нуждающиеся просят Бога спасти и избавить их. Псалмы </w:t>
       </w:r>
-      <w:hyperlink r:id="rId15">
-        <w:r>
-          <w:rPr>
-            <w:lang w:val="ru_RU" w:bidi="ru_RU"/>
-          </w:rPr>
-          <w:rPr>
-            <w:color w:val="0000EE"/>
-            <w:u w:val="single"/>
-          </w:rPr>
-          <w:t>21</w:t>
-        </w:r>
-      </w:hyperlink>
+      <w:r>
+        <w:rPr>
+          <w:lang w:val="ru_RU" w:bidi="ru_RU"/>
+        </w:rPr>
+        <w:t>21</w:t>
+      </w:r>
       <w:r>
         <w:rPr>
           <w:lang w:val="ru_RU" w:bidi="ru_RU"/>
         </w:rPr>
         <w:t xml:space="preserve"> и </w:t>
       </w:r>
-      <w:hyperlink r:id="rId16">
-        <w:r>
-          <w:rPr>
-            <w:lang w:val="ru_RU" w:bidi="ru_RU"/>
-          </w:rPr>
-          <w:rPr>
-            <w:color w:val="0000EE"/>
-            <w:u w:val="single"/>
-          </w:rPr>
-          <w:t>129</w:t>
-        </w:r>
-      </w:hyperlink>
+      <w:r>
+        <w:rPr>
+          <w:lang w:val="ru_RU" w:bidi="ru_RU"/>
+        </w:rPr>
+        <w:t>129</w:t>
+      </w:r>
       <w:r>
         <w:rPr>
           <w:lang w:val="ru_RU" w:bidi="ru_RU"/>
@@ -581,36 +557,24 @@
         </w:rPr>
         <w:t xml:space="preserve">Доверие. Во многих псалмах люди показывают Богу, что доверяют Ему. Они верят, что Он исполнит то, что обещал. Псалмы </w:t>
       </w:r>
-      <w:hyperlink r:id="rId17">
-        <w:r>
-          <w:rPr>
-            <w:lang w:val="ru_RU" w:bidi="ru_RU"/>
-          </w:rPr>
-          <w:rPr>
-            <w:color w:val="0000EE"/>
-            <w:u w:val="single"/>
-          </w:rPr>
-          <w:t>22</w:t>
-        </w:r>
-      </w:hyperlink>
+      <w:r>
+        <w:rPr>
+          <w:lang w:val="ru_RU" w:bidi="ru_RU"/>
+        </w:rPr>
+        <w:t>22</w:t>
+      </w:r>
       <w:r>
         <w:rPr>
           <w:lang w:val="ru_RU" w:bidi="ru_RU"/>
         </w:rPr>
         <w:t xml:space="preserve"> и </w:t>
       </w:r>
-      <w:hyperlink r:id="rId18">
-        <w:r>
-          <w:rPr>
-            <w:lang w:val="ru_RU" w:bidi="ru_RU"/>
-          </w:rPr>
-          <w:rPr>
-            <w:color w:val="0000EE"/>
-            <w:u w:val="single"/>
-          </w:rPr>
-          <w:t>130</w:t>
-        </w:r>
-      </w:hyperlink>
+      <w:r>
+        <w:rPr>
+          <w:lang w:val="ru_RU" w:bidi="ru_RU"/>
+        </w:rPr>
+        <w:t>130</w:t>
+      </w:r>
       <w:r>
         <w:rPr>
           <w:lang w:val="ru_RU" w:bidi="ru_RU"/>
@@ -635,36 +599,24 @@
         </w:rPr>
         <w:t xml:space="preserve">Благодарение. Во многих псалмах люди описывают то, как Бог помог им. Они благодарят Его за это. Псалмы </w:t>
       </w:r>
-      <w:hyperlink r:id="rId19">
-        <w:r>
-          <w:rPr>
-            <w:lang w:val="ru_RU" w:bidi="ru_RU"/>
-          </w:rPr>
-          <w:rPr>
-            <w:color w:val="0000EE"/>
-            <w:u w:val="single"/>
-          </w:rPr>
-          <w:t>29</w:t>
-        </w:r>
-      </w:hyperlink>
+      <w:r>
+        <w:rPr>
+          <w:lang w:val="ru_RU" w:bidi="ru_RU"/>
+        </w:rPr>
+        <w:t>29</w:t>
+      </w:r>
       <w:r>
         <w:rPr>
           <w:lang w:val="ru_RU" w:bidi="ru_RU"/>
         </w:rPr>
         <w:t xml:space="preserve"> и </w:t>
       </w:r>
-      <w:hyperlink r:id="rId20">
-        <w:r>
-          <w:rPr>
-            <w:lang w:val="ru_RU" w:bidi="ru_RU"/>
-          </w:rPr>
-          <w:rPr>
-            <w:color w:val="0000EE"/>
-            <w:u w:val="single"/>
-          </w:rPr>
-          <w:t>114–115</w:t>
-        </w:r>
-      </w:hyperlink>
+      <w:r>
+        <w:rPr>
+          <w:lang w:val="ru_RU" w:bidi="ru_RU"/>
+        </w:rPr>
+        <w:t>114–115</w:t>
+      </w:r>
       <w:r>
         <w:rPr>
           <w:lang w:val="ru_RU" w:bidi="ru_RU"/>
@@ -689,36 +641,24 @@
         </w:rPr>
         <w:t xml:space="preserve">Жалобы и плачь. Во многих псалмах люди рассказывают Богу, как они печальны или разгневаны чем-то. Это называется жалобами и плачем, и они также встречаются в книге Плач Иеремии. Кажется, что Бог не предпринимает действий, чтобы помочь Своему народу. Божий народ жалуется на это и говорит Богу, что они хотели бы, чтобы Он сделал. Псалмы </w:t>
       </w:r>
-      <w:hyperlink r:id="rId21">
-        <w:r>
-          <w:rPr>
-            <w:lang w:val="ru_RU" w:bidi="ru_RU"/>
-          </w:rPr>
-          <w:rPr>
-            <w:color w:val="0000EE"/>
-            <w:u w:val="single"/>
-          </w:rPr>
-          <w:t>88</w:t>
-        </w:r>
-      </w:hyperlink>
+      <w:r>
+        <w:rPr>
+          <w:lang w:val="ru_RU" w:bidi="ru_RU"/>
+        </w:rPr>
+        <w:t>88</w:t>
+      </w:r>
       <w:r>
         <w:rPr>
           <w:lang w:val="ru_RU" w:bidi="ru_RU"/>
         </w:rPr>
         <w:t xml:space="preserve"> и </w:t>
       </w:r>
-      <w:hyperlink r:id="rId22">
-        <w:r>
-          <w:rPr>
-            <w:lang w:val="ru_RU" w:bidi="ru_RU"/>
-          </w:rPr>
-          <w:rPr>
-            <w:color w:val="0000EE"/>
-            <w:u w:val="single"/>
-          </w:rPr>
-          <w:t>136</w:t>
-        </w:r>
-      </w:hyperlink>
+      <w:r>
+        <w:rPr>
+          <w:lang w:val="ru_RU" w:bidi="ru_RU"/>
+        </w:rPr>
+        <w:t>136</w:t>
+      </w:r>
       <w:r>
         <w:rPr>
           <w:lang w:val="ru_RU" w:bidi="ru_RU"/>
@@ -743,36 +683,24 @@
         </w:rPr>
         <w:t xml:space="preserve">Признание греха. В некоторых псалмах люди признаются Богу в своих грехах. Они отворачиваются от греха и каются. Они просят Бога простить их за то, что не жили так, как Он хочет. Псалмы </w:t>
       </w:r>
-      <w:hyperlink r:id="rId23">
-        <w:r>
-          <w:rPr>
-            <w:lang w:val="ru_RU" w:bidi="ru_RU"/>
-          </w:rPr>
-          <w:rPr>
-            <w:color w:val="0000EE"/>
-            <w:u w:val="single"/>
-          </w:rPr>
-          <w:t>31</w:t>
-        </w:r>
-      </w:hyperlink>
+      <w:r>
+        <w:rPr>
+          <w:lang w:val="ru_RU" w:bidi="ru_RU"/>
+        </w:rPr>
+        <w:t>31</w:t>
+      </w:r>
       <w:r>
         <w:rPr>
           <w:lang w:val="ru_RU" w:bidi="ru_RU"/>
         </w:rPr>
         <w:t xml:space="preserve"> и </w:t>
       </w:r>
-      <w:hyperlink r:id="rId24">
-        <w:r>
-          <w:rPr>
-            <w:lang w:val="ru_RU" w:bidi="ru_RU"/>
-          </w:rPr>
-          <w:rPr>
-            <w:color w:val="0000EE"/>
-            <w:u w:val="single"/>
-          </w:rPr>
-          <w:t>50</w:t>
-        </w:r>
-      </w:hyperlink>
+      <w:r>
+        <w:rPr>
+          <w:lang w:val="ru_RU" w:bidi="ru_RU"/>
+        </w:rPr>
+        <w:t>50</w:t>
+      </w:r>
       <w:r>
         <w:rPr>
           <w:lang w:val="ru_RU" w:bidi="ru_RU"/>
@@ -797,36 +725,24 @@
         </w:rPr>
         <w:t xml:space="preserve">Мудрость для Божьего народа. Некоторые псалмы обращаются к людям, а не к Богу. В этих псалмах благословляют людей, объясняют мудрый путь жизни или говорят о Божьих обещаниях. Псалмы </w:t>
       </w:r>
-      <w:hyperlink r:id="rId25">
-        <w:r>
-          <w:rPr>
-            <w:lang w:val="ru_RU" w:bidi="ru_RU"/>
-          </w:rPr>
-          <w:rPr>
-            <w:color w:val="0000EE"/>
-            <w:u w:val="single"/>
-          </w:rPr>
-          <w:t>1</w:t>
-        </w:r>
-      </w:hyperlink>
+      <w:r>
+        <w:rPr>
+          <w:lang w:val="ru_RU" w:bidi="ru_RU"/>
+        </w:rPr>
+        <w:t>1</w:t>
+      </w:r>
       <w:r>
         <w:rPr>
           <w:lang w:val="ru_RU" w:bidi="ru_RU"/>
         </w:rPr>
         <w:t xml:space="preserve"> и </w:t>
       </w:r>
-      <w:hyperlink r:id="rId26">
-        <w:r>
-          <w:rPr>
-            <w:lang w:val="ru_RU" w:bidi="ru_RU"/>
-          </w:rPr>
-          <w:rPr>
-            <w:color w:val="0000EE"/>
-            <w:u w:val="single"/>
-          </w:rPr>
-          <w:t>111</w:t>
-        </w:r>
-      </w:hyperlink>
+      <w:r>
+        <w:rPr>
+          <w:lang w:val="ru_RU" w:bidi="ru_RU"/>
+        </w:rPr>
+        <w:t>111</w:t>
+      </w:r>
       <w:r>
         <w:rPr>
           <w:lang w:val="ru_RU" w:bidi="ru_RU"/>
@@ -851,36 +767,24 @@
         </w:rPr>
         <w:t xml:space="preserve">Пророчества. В некоторых псалмах содержатся пророчества. Авторы Нового Завета считали, что некоторые из этих пророчеств исполнились в жизни и служении Иисуса. Псалмы </w:t>
       </w:r>
-      <w:hyperlink r:id="rId27">
-        <w:r>
-          <w:rPr>
-            <w:lang w:val="ru_RU" w:bidi="ru_RU"/>
-          </w:rPr>
-          <w:rPr>
-            <w:color w:val="0000EE"/>
-            <w:u w:val="single"/>
-          </w:rPr>
-          <w:t>2</w:t>
-        </w:r>
-      </w:hyperlink>
+      <w:r>
+        <w:rPr>
+          <w:lang w:val="ru_RU" w:bidi="ru_RU"/>
+        </w:rPr>
+        <w:t>2</w:t>
+      </w:r>
       <w:r>
         <w:rPr>
           <w:lang w:val="ru_RU" w:bidi="ru_RU"/>
         </w:rPr>
         <w:t xml:space="preserve"> и </w:t>
       </w:r>
-      <w:hyperlink r:id="rId28">
-        <w:r>
-          <w:rPr>
-            <w:lang w:val="ru_RU" w:bidi="ru_RU"/>
-          </w:rPr>
-          <w:rPr>
-            <w:color w:val="0000EE"/>
-            <w:u w:val="single"/>
-          </w:rPr>
-          <w:t>109</w:t>
-        </w:r>
-      </w:hyperlink>
+      <w:r>
+        <w:rPr>
+          <w:lang w:val="ru_RU" w:bidi="ru_RU"/>
+        </w:rPr>
+        <w:t>109</w:t>
+      </w:r>
       <w:r>
         <w:rPr>
           <w:lang w:val="ru_RU" w:bidi="ru_RU"/>
